--- a/docs/Note-de-concept-Les-Heros-de-l-Anglais.docx
+++ b/docs/Note-de-concept-Les-Heros-de-l-Anglais.docx
@@ -779,14 +779,14 @@
         </w:rPr>
         <w:t xml:space="preserve">Courriel : </w:t>
       </w:r>
-      <w:hyperlink w:history="1" r:id="rId4xoekjucoo2kb3rtjrimk">
+      <w:hyperlink w:history="1" r:id="rIdgljkdpqyqgiwbpylywrsc">
         <w:r>
           <w:rPr>
             <w:rStyle w:val="Hyperlink"/>
             <w:sz w:val="22"/>
             <w:szCs w:val="22"/>
           </w:rPr>
-          <w:t xml:space="preserve">contact@projethalima.com</w:t>
+          <w:t xml:space="preserve">contact@projethalima.org</w:t>
         </w:r>
       </w:hyperlink>
       <w:r>
@@ -797,7 +797,7 @@
         </w:rPr>
         <w:t xml:space="preserve">   ·   Site : </w:t>
       </w:r>
-      <w:hyperlink w:history="1" r:id="rId6sjnomx4g_wc2eqvrajd0">
+      <w:hyperlink w:history="1" r:id="rIdtka6inoakryb0_2fqpj9x">
         <w:r>
           <w:rPr>
             <w:rStyle w:val="Hyperlink"/>
@@ -878,7 +878,7 @@
         <w:sz w:val="16"/>
         <w:szCs w:val="16"/>
       </w:rPr>
-      <w:t xml:space="preserve">Projet Halima · contact@projethalima.com · projethalima.web.app</w:t>
+      <w:t xml:space="preserve">Projet Halima · contact@projethalima.org · projethalima.web.app</w:t>
     </w:r>
     <w:r>
       <w:rPr>

--- a/docs/Note-de-concept-Les-Heros-de-l-Anglais.docx
+++ b/docs/Note-de-concept-Les-Heros-de-l-Anglais.docx
@@ -681,6 +681,24 @@
     </w:p>
     <w:p>
       <w:pPr>
+        <w:pStyle w:val="ListParagraph"/>
+        <w:numPr>
+          <w:ilvl w:val="0"/>
+          <w:numId w:val="2"/>
+        </w:numPr>
+        <w:spacing w:after="80"/>
+      </w:pPr>
+      <w:r>
+        <w:rPr>
+          <w:color w:val="2C1810"/>
+          <w:sz w:val="22"/>
+          <w:szCs w:val="22"/>
+        </w:rPr>
+        <w:t xml:space="preserve">Le fondateur est également lié à Askiahub (anciennement Kaocen Education, qui a supervisé le lancement du projet en novembre 2018) : mêmes règles de transparence et de séparation des flux.</w:t>
+      </w:r>
+    </w:p>
+    <w:p>
+      <w:pPr>
         <w:pStyle w:val="Heading2"/>
       </w:pPr>
       <w:r>
@@ -779,7 +797,7 @@
         </w:rPr>
         <w:t xml:space="preserve">Courriel : </w:t>
       </w:r>
-      <w:hyperlink w:history="1" r:id="rIdgljkdpqyqgiwbpylywrsc">
+      <w:hyperlink w:history="1" r:id="rIdghoedwjyhaa-gg--lbheo">
         <w:r>
           <w:rPr>
             <w:rStyle w:val="Hyperlink"/>
@@ -797,7 +815,7 @@
         </w:rPr>
         <w:t xml:space="preserve">   ·   Site : </w:t>
       </w:r>
-      <w:hyperlink w:history="1" r:id="rIdtka6inoakryb0_2fqpj9x">
+      <w:hyperlink w:history="1" r:id="rId-zmgcpdeubs3_yvrorwxh">
         <w:r>
           <w:rPr>
             <w:rStyle w:val="Hyperlink"/>

--- a/docs/Note-de-concept-Les-Heros-de-l-Anglais.docx
+++ b/docs/Note-de-concept-Les-Heros-de-l-Anglais.docx
@@ -797,7 +797,7 @@
         </w:rPr>
         <w:t xml:space="preserve">Courriel : </w:t>
       </w:r>
-      <w:hyperlink w:history="1" r:id="rIdghoedwjyhaa-gg--lbheo">
+      <w:hyperlink w:history="1" r:id="rIdckwbcuxt2wcrsr-hdnh5c">
         <w:r>
           <w:rPr>
             <w:rStyle w:val="Hyperlink"/>
@@ -815,7 +815,7 @@
         </w:rPr>
         <w:t xml:space="preserve">   ·   Site : </w:t>
       </w:r>
-      <w:hyperlink w:history="1" r:id="rId-zmgcpdeubs3_yvrorwxh">
+      <w:hyperlink w:history="1" r:id="rIdefb4lwlyos8wosmezq3bq">
         <w:r>
           <w:rPr>
             <w:rStyle w:val="Hyperlink"/>

--- a/docs/Note-de-concept-Les-Heros-de-l-Anglais.docx
+++ b/docs/Note-de-concept-Les-Heros-de-l-Anglais.docx
@@ -52,7 +52,7 @@
           <w:sz w:val="22"/>
           <w:szCs w:val="22"/>
         </w:rPr>
-        <w:t xml:space="preserve">Initiative d’apprentissage de l’anglais pour les jeunes Nigériens, en hommage direct au métier de Halima, professeure d’anglais à Maradi. Ce programme prolonge la mission éducative de Projet Halima : après l’accès aux livres, l’accès à une langue qui ouvre des portes.</w:t>
+        <w:t xml:space="preserve">Initiative d’apprentissage de l’anglais pour les jeunes Nigériens, en hommage direct au métier de Halima, professeure d’anglais à Maradi. Ce programme prolonge la mission éducative de Projet Halima Seyni : après l’accès aux livres, l’accès à une langue qui ouvre des portes.</w:t>
       </w:r>
     </w:p>
     <w:p>
@@ -399,7 +399,7 @@
                 <w:sz w:val="22"/>
                 <w:szCs w:val="22"/>
               </w:rPr>
-              <w:t xml:space="preserve">Programme éducatif de Projet Halima, aux côtés de Lecture &amp; Bibliothèques</w:t>
+              <w:t xml:space="preserve">Programme éducatif de Projet Halima Seyni, aux côtés de Lecture &amp; Bibliothèques</w:t>
             </w:r>
           </w:p>
         </w:tc>
@@ -604,7 +604,7 @@
           <w:sz w:val="22"/>
           <w:szCs w:val="22"/>
         </w:rPr>
-        <w:t xml:space="preserve">Aucun flux financier de Projet Halima vers Zomo English ou toute entreprise liée aux membres fondateurs.</w:t>
+        <w:t xml:space="preserve">Aucun flux financier de Projet Halima Seyni vers Zomo English ou toute entreprise liée aux membres fondateurs.</w:t>
       </w:r>
     </w:p>
     <w:p>
@@ -720,7 +720,7 @@
           <w:sz w:val="22"/>
           <w:szCs w:val="22"/>
         </w:rPr>
-        <w:t xml:space="preserve">Officialiser l’association Projet Halima (récépissé au Niger).</w:t>
+        <w:t xml:space="preserve">Officialiser l’association Projet Halima Seyni (récépissé au Niger).</w:t>
       </w:r>
     </w:p>
     <w:p>
@@ -797,7 +797,7 @@
         </w:rPr>
         <w:t xml:space="preserve">Courriel : </w:t>
       </w:r>
-      <w:hyperlink w:history="1" r:id="rIdckwbcuxt2wcrsr-hdnh5c">
+      <w:hyperlink w:history="1" r:id="rId4xqmwyevw1ffb5ct4rieo">
         <w:r>
           <w:rPr>
             <w:rStyle w:val="Hyperlink"/>
@@ -815,7 +815,7 @@
         </w:rPr>
         <w:t xml:space="preserve">   ·   Site : </w:t>
       </w:r>
-      <w:hyperlink w:history="1" r:id="rIdefb4lwlyos8wosmezq3bq">
+      <w:hyperlink w:history="1" r:id="rIdjimbmysv3iiocxo1csqfg">
         <w:r>
           <w:rPr>
             <w:rStyle w:val="Hyperlink"/>
@@ -896,7 +896,7 @@
         <w:sz w:val="16"/>
         <w:szCs w:val="16"/>
       </w:rPr>
-      <w:t xml:space="preserve">Projet Halima · contact@projethalima.org · projethalima.web.app</w:t>
+      <w:t xml:space="preserve">Projet Halima Seyni · contact@projethalima.org · projethalima.web.app</w:t>
     </w:r>
     <w:r>
       <w:rPr>
@@ -992,7 +992,7 @@
         <w:sz w:val="18"/>
         <w:szCs w:val="18"/>
       </w:rPr>
-      <w:t xml:space="preserve">PROJET HALIMA</w:t>
+      <w:t xml:space="preserve">PROJET HALIMA SEYNI</w:t>
     </w:r>
     <w:r>
       <w:rPr>

--- a/docs/Note-de-concept-Les-Heros-de-l-Anglais.docx
+++ b/docs/Note-de-concept-Les-Heros-de-l-Anglais.docx
@@ -797,7 +797,7 @@
         </w:rPr>
         <w:t xml:space="preserve">Courriel : </w:t>
       </w:r>
-      <w:hyperlink w:history="1" r:id="rId4xqmwyevw1ffb5ct4rieo">
+      <w:hyperlink w:history="1" r:id="rIdpz5sb2spvxezjgkzvuokz">
         <w:r>
           <w:rPr>
             <w:rStyle w:val="Hyperlink"/>
@@ -815,7 +815,7 @@
         </w:rPr>
         <w:t xml:space="preserve">   ·   Site : </w:t>
       </w:r>
-      <w:hyperlink w:history="1" r:id="rIdjimbmysv3iiocxo1csqfg">
+      <w:hyperlink w:history="1" r:id="rIdezu-pv6cx6_gtuaprwkzb">
         <w:r>
           <w:rPr>
             <w:rStyle w:val="Hyperlink"/>
